--- a/Rucha_Gade_Resume.docx
+++ b/Rucha_Gade_Resume.docx
@@ -199,51 +199,7 @@
           <w:sz w:val="19"/>
           <w:szCs w:val="19"/>
         </w:rPr>
-        <w:t xml:space="preserve"> </w:t>
-      </w:r>
-      <w:proofErr w:type="spellStart"/>
-      <w:r>
-        <w:rPr>
-          <w:rFonts w:ascii="Calisto MT" w:hAnsi="Calisto MT"/>
-          <w:b/>
-          <w:bCs/>
-          <w:sz w:val="19"/>
-          <w:szCs w:val="19"/>
-        </w:rPr>
-        <w:t>Devrai</w:t>
-      </w:r>
-      <w:proofErr w:type="spellEnd"/>
-      <w:r>
-        <w:rPr>
-          <w:rFonts w:ascii="Calisto MT" w:hAnsi="Calisto MT"/>
-          <w:b/>
-          <w:bCs/>
-          <w:sz w:val="19"/>
-          <w:szCs w:val="19"/>
-        </w:rPr>
-        <w:t xml:space="preserve"> </w:t>
-      </w:r>
-      <w:proofErr w:type="spellStart"/>
-      <w:r>
-        <w:rPr>
-          <w:rFonts w:ascii="Calisto MT" w:hAnsi="Calisto MT"/>
-          <w:b/>
-          <w:bCs/>
-          <w:sz w:val="19"/>
-          <w:szCs w:val="19"/>
-        </w:rPr>
-        <w:t>Agritech</w:t>
-      </w:r>
-      <w:proofErr w:type="spellEnd"/>
-      <w:r>
-        <w:rPr>
-          <w:rFonts w:ascii="Calisto MT" w:hAnsi="Calisto MT"/>
-          <w:b/>
-          <w:bCs/>
-          <w:sz w:val="19"/>
-          <w:szCs w:val="19"/>
-        </w:rPr>
-        <w:t xml:space="preserve"> Pvt. Ltd., Pune</w:t>
+        <w:t xml:space="preserve"> Devrai Agritech Pvt. Ltd., Pune</w:t>
       </w:r>
       <w:r>
         <w:rPr>
@@ -741,7 +697,27 @@
             <w:szCs w:val="17"/>
             <w:u w:val="single"/>
           </w:rPr>
-          <w:t>[Link]</w:t>
+          <w:t>[Li</w:t>
+        </w:r>
+        <w:r>
+          <w:rPr>
+            <w:rFonts w:ascii="Calisto MT" w:hAnsi="Calisto MT"/>
+            <w:color w:val="2C5F8A"/>
+            <w:sz w:val="17"/>
+            <w:szCs w:val="17"/>
+            <w:u w:val="single"/>
+          </w:rPr>
+          <w:t>n</w:t>
+        </w:r>
+        <w:r>
+          <w:rPr>
+            <w:rFonts w:ascii="Calisto MT" w:hAnsi="Calisto MT"/>
+            <w:color w:val="2C5F8A"/>
+            <w:sz w:val="17"/>
+            <w:szCs w:val="17"/>
+            <w:u w:val="single"/>
+          </w:rPr>
+          <w:t>k]</w:t>
         </w:r>
       </w:hyperlink>
     </w:p>

--- a/Rucha_Gade_Resume.docx
+++ b/Rucha_Gade_Resume.docx
@@ -199,7 +199,51 @@
           <w:sz w:val="19"/>
           <w:szCs w:val="19"/>
         </w:rPr>
-        <w:t xml:space="preserve"> Devrai Agritech Pvt. Ltd., Pune</w:t>
+        <w:t xml:space="preserve"> </w:t>
+      </w:r>
+      <w:proofErr w:type="spellStart"/>
+      <w:r>
+        <w:rPr>
+          <w:rFonts w:ascii="Calisto MT" w:hAnsi="Calisto MT"/>
+          <w:b/>
+          <w:bCs/>
+          <w:sz w:val="19"/>
+          <w:szCs w:val="19"/>
+        </w:rPr>
+        <w:t>Devrai</w:t>
+      </w:r>
+      <w:proofErr w:type="spellEnd"/>
+      <w:r>
+        <w:rPr>
+          <w:rFonts w:ascii="Calisto MT" w:hAnsi="Calisto MT"/>
+          <w:b/>
+          <w:bCs/>
+          <w:sz w:val="19"/>
+          <w:szCs w:val="19"/>
+        </w:rPr>
+        <w:t xml:space="preserve"> </w:t>
+      </w:r>
+      <w:proofErr w:type="spellStart"/>
+      <w:r>
+        <w:rPr>
+          <w:rFonts w:ascii="Calisto MT" w:hAnsi="Calisto MT"/>
+          <w:b/>
+          <w:bCs/>
+          <w:sz w:val="19"/>
+          <w:szCs w:val="19"/>
+        </w:rPr>
+        <w:t>Agritech</w:t>
+      </w:r>
+      <w:proofErr w:type="spellEnd"/>
+      <w:r>
+        <w:rPr>
+          <w:rFonts w:ascii="Calisto MT" w:hAnsi="Calisto MT"/>
+          <w:b/>
+          <w:bCs/>
+          <w:sz w:val="19"/>
+          <w:szCs w:val="19"/>
+        </w:rPr>
+        <w:t xml:space="preserve"> Pvt. Ltd., Pune</w:t>
       </w:r>
       <w:r>
         <w:rPr>
@@ -697,27 +741,7 @@
             <w:szCs w:val="17"/>
             <w:u w:val="single"/>
           </w:rPr>
-          <w:t>[Li</w:t>
-        </w:r>
-        <w:r>
-          <w:rPr>
-            <w:rFonts w:ascii="Calisto MT" w:hAnsi="Calisto MT"/>
-            <w:color w:val="2C5F8A"/>
-            <w:sz w:val="17"/>
-            <w:szCs w:val="17"/>
-            <w:u w:val="single"/>
-          </w:rPr>
-          <w:t>n</w:t>
-        </w:r>
-        <w:r>
-          <w:rPr>
-            <w:rFonts w:ascii="Calisto MT" w:hAnsi="Calisto MT"/>
-            <w:color w:val="2C5F8A"/>
-            <w:sz w:val="17"/>
-            <w:szCs w:val="17"/>
-            <w:u w:val="single"/>
-          </w:rPr>
-          <w:t>k]</w:t>
+          <w:t>[Link]</w:t>
         </w:r>
       </w:hyperlink>
     </w:p>
@@ -954,8 +978,17 @@
           <w:rFonts w:ascii="Calisto MT" w:hAnsi="Calisto MT"/>
           <w:color w:val="000000" w:themeColor="text1"/>
         </w:rPr>
-        <w:t xml:space="preserve"> [Link]</w:t>
-      </w:r>
+        <w:t xml:space="preserve"> </w:t>
+      </w:r>
+      <w:hyperlink r:id="rId10" w:history="1">
+        <w:r>
+          <w:rPr>
+            <w:rStyle w:val="Hyperlink"/>
+            <w:rFonts w:ascii="Calisto MT" w:hAnsi="Calisto MT"/>
+          </w:rPr>
+          <w:t>[Link]</w:t>
+        </w:r>
+      </w:hyperlink>
       <w:r>
         <w:rPr>
           <w:rFonts w:ascii="Calisto MT" w:hAnsi="Calisto MT"/>
